--- a/docs/middle-term/中期报告.docx
+++ b/docs/middle-term/中期报告.docx
@@ -493,6 +493,7 @@
         <w:spacing w:beforeLines="80" w:before="249" w:after="60" w:line="360" w:lineRule="auto"/>
         <w:ind w:firstLineChars="686" w:firstLine="2204"/>
         <w:rPr>
+          <w:rFonts w:hint="eastAsia"/>
           <w:b/>
           <w:sz w:val="32"/>
           <w:u w:val="single"/>
@@ -593,19 +594,8 @@
           <w:sz w:val="32"/>
           <w:u w:val="single"/>
         </w:rPr>
-        <w:t xml:space="preserve">      </w:t>
-      </w:r>
-    </w:p>
-    <w:p>
-      <w:pPr>
-        <w:snapToGrid w:val="0"/>
-        <w:spacing w:before="60" w:after="60"/>
-        <w:ind w:firstLine="643"/>
-        <w:rPr>
-          <w:b/>
-          <w:sz w:val="32"/>
-        </w:rPr>
-      </w:pPr>
+        <w:t xml:space="preserve">     </w:t>
+      </w:r>
     </w:p>
     <w:p>
       <w:pPr>
@@ -1462,6 +1452,7 @@
         <w:ilvl w:val="1"/>
       </w:numPr>
       <w:spacing w:after="160" w:line="278" w:lineRule="auto"/>
+      <w:ind w:firstLineChars="200" w:firstLine="200"/>
       <w:jc w:val="center"/>
     </w:pPr>
     <w:rPr>

--- a/docs/middle-term/中期报告.docx
+++ b/docs/middle-term/中期报告.docx
@@ -168,41 +168,52 @@
         <w:ind w:firstLine="723"/>
         <w:rPr>
           <w:b/>
+          <w:sz w:val="32"/>
+        </w:rPr>
+      </w:pPr>
+      <w:r>
+        <w:rPr>
+          <w:b/>
           <w:sz w:val="36"/>
         </w:rPr>
-      </w:pPr>
+        <w:t>题</w:t>
+      </w:r>
       <w:r>
         <w:rPr>
           <w:b/>
           <w:sz w:val="36"/>
         </w:rPr>
-        <w:t>题</w:t>
+        <w:t xml:space="preserve"> </w:t>
       </w:r>
       <w:r>
         <w:rPr>
           <w:b/>
           <w:sz w:val="36"/>
         </w:rPr>
-        <w:t xml:space="preserve"> </w:t>
+        <w:t>目：</w:t>
       </w:r>
       <w:r>
         <w:rPr>
           <w:b/>
           <w:sz w:val="36"/>
         </w:rPr>
-        <w:t>目：</w:t>
-      </w:r>
-      <w:bookmarkStart w:id="0" w:name="_Hlk128984725"/>
-      <w:r>
-        <w:rPr>
-          <w:rFonts w:hint="eastAsia"/>
+        <w:t>基于大模型驱动的</w:t>
+      </w:r>
+      <w:r>
+        <w:rPr>
           <w:b/>
           <w:sz w:val="36"/>
         </w:rPr>
-        <w:t>基于自然语言语义的数字水印系统设计与实现</w:t>
+        <w:t>agent</w:t>
+      </w:r>
+      <w:r>
+        <w:rPr>
+          <w:b/>
+          <w:sz w:val="36"/>
+        </w:rPr>
+        <w:t>协作新一代蛋白质设计系统开发</w:t>
       </w:r>
     </w:p>
-    <w:bookmarkEnd w:id="0"/>
     <w:p>
       <w:pPr>
         <w:spacing w:before="60" w:after="60" w:line="360" w:lineRule="auto"/>
@@ -210,6 +221,7 @@
         <w:rPr>
           <w:b/>
           <w:sz w:val="32"/>
+          <w:u w:val="single"/>
         </w:rPr>
       </w:pPr>
     </w:p>
@@ -237,14 +249,131 @@
     </w:p>
     <w:p>
       <w:pPr>
-        <w:spacing w:before="60" w:after="60" w:line="360" w:lineRule="auto"/>
-        <w:ind w:firstLine="643"/>
+        <w:spacing w:beforeLines="80" w:before="249" w:after="60" w:line="360" w:lineRule="auto"/>
+        <w:ind w:right="-9" w:firstLineChars="686" w:firstLine="2204"/>
         <w:rPr>
           <w:b/>
           <w:sz w:val="32"/>
           <w:u w:val="single"/>
         </w:rPr>
       </w:pPr>
+      <w:r>
+        <w:rPr>
+          <w:b/>
+          <w:sz w:val="32"/>
+        </w:rPr>
+        <w:t>专</w:t>
+      </w:r>
+      <w:r>
+        <w:rPr>
+          <w:b/>
+          <w:sz w:val="32"/>
+        </w:rPr>
+        <w:t xml:space="preserve">    </w:t>
+      </w:r>
+      <w:r>
+        <w:rPr>
+          <w:b/>
+          <w:sz w:val="32"/>
+        </w:rPr>
+        <w:t>业</w:t>
+      </w:r>
+      <w:r>
+        <w:rPr>
+          <w:b/>
+          <w:sz w:val="32"/>
+        </w:rPr>
+        <w:t xml:space="preserve"> </w:t>
+      </w:r>
+      <w:r>
+        <w:rPr>
+          <w:b/>
+          <w:sz w:val="32"/>
+          <w:u w:val="single"/>
+        </w:rPr>
+        <w:t xml:space="preserve">      </w:t>
+      </w:r>
+      <w:r>
+        <w:rPr>
+          <w:rFonts w:hint="eastAsia"/>
+          <w:b/>
+          <w:sz w:val="32"/>
+          <w:u w:val="single"/>
+        </w:rPr>
+        <w:t>软件工程</w:t>
+      </w:r>
+      <w:r>
+        <w:rPr>
+          <w:b/>
+          <w:sz w:val="32"/>
+          <w:u w:val="single"/>
+        </w:rPr>
+        <w:t xml:space="preserve">          </w:t>
+      </w:r>
+    </w:p>
+    <w:p>
+      <w:pPr>
+        <w:spacing w:beforeLines="80" w:before="249" w:after="60" w:line="360" w:lineRule="auto"/>
+        <w:ind w:firstLineChars="686" w:firstLine="2204"/>
+        <w:rPr>
+          <w:b/>
+          <w:sz w:val="32"/>
+          <w:u w:val="single"/>
+        </w:rPr>
+      </w:pPr>
+      <w:r>
+        <w:rPr>
+          <w:b/>
+          <w:sz w:val="32"/>
+        </w:rPr>
+        <w:t>学</w:t>
+      </w:r>
+      <w:r>
+        <w:rPr>
+          <w:b/>
+          <w:sz w:val="32"/>
+        </w:rPr>
+        <w:t xml:space="preserve">    </w:t>
+      </w:r>
+      <w:r>
+        <w:rPr>
+          <w:b/>
+          <w:sz w:val="32"/>
+        </w:rPr>
+        <w:t>生</w:t>
+      </w:r>
+      <w:r>
+        <w:rPr>
+          <w:b/>
+          <w:sz w:val="32"/>
+        </w:rPr>
+        <w:t xml:space="preserve"> </w:t>
+      </w:r>
+      <w:r>
+        <w:rPr>
+          <w:b/>
+          <w:sz w:val="32"/>
+          <w:u w:val="single"/>
+        </w:rPr>
+        <w:t xml:space="preserve">        </w:t>
+      </w:r>
+      <w:r>
+        <w:rPr>
+          <w:rFonts w:hint="eastAsia"/>
+          <w:b/>
+          <w:sz w:val="32"/>
+          <w:u w:val="single"/>
+        </w:rPr>
+        <w:t>郑彦文</w:t>
+      </w:r>
+      <w:r>
+        <w:rPr>
+          <w:b/>
+          <w:sz w:val="32"/>
+          <w:u w:val="single"/>
+        </w:rPr>
+        <w:t xml:space="preserve">            </w:t>
+      </w:r>
     </w:p>
     <w:p>
       <w:pPr>
@@ -261,7 +390,7 @@
           <w:b/>
           <w:sz w:val="32"/>
         </w:rPr>
-        <w:t>专</w:t>
+        <w:t>学</w:t>
       </w:r>
       <w:r>
         <w:rPr>
@@ -275,7 +404,7 @@
           <w:b/>
           <w:sz w:val="32"/>
         </w:rPr>
-        <w:t>业</w:t>
+        <w:t>号</w:t>
       </w:r>
       <w:r>
         <w:rPr>
@@ -290,7 +419,7 @@
           <w:sz w:val="32"/>
           <w:u w:val="single"/>
         </w:rPr>
-        <w:t xml:space="preserve">      </w:t>
+        <w:t xml:space="preserve">     </w:t>
       </w:r>
       <w:r>
         <w:rPr>
@@ -299,15 +428,15 @@
           <w:sz w:val="32"/>
           <w:u w:val="single"/>
         </w:rPr>
-        <w:t>软件工程</w:t>
-      </w:r>
-      <w:r>
-        <w:rPr>
-          <w:b/>
-          <w:sz w:val="32"/>
-          <w:u w:val="single"/>
-        </w:rPr>
-        <w:t xml:space="preserve">          </w:t>
+        <w:t>2022112879</w:t>
+      </w:r>
+      <w:r>
+        <w:rPr>
+          <w:b/>
+          <w:sz w:val="32"/>
+          <w:u w:val="single"/>
+        </w:rPr>
+        <w:t xml:space="preserve">         </w:t>
       </w:r>
     </w:p>
     <w:p>
@@ -325,21 +454,7 @@
           <w:b/>
           <w:sz w:val="32"/>
         </w:rPr>
-        <w:t>学</w:t>
-      </w:r>
-      <w:r>
-        <w:rPr>
-          <w:b/>
-          <w:sz w:val="32"/>
-        </w:rPr>
-        <w:t xml:space="preserve">    </w:t>
-      </w:r>
-      <w:r>
-        <w:rPr>
-          <w:b/>
-          <w:sz w:val="32"/>
-        </w:rPr>
-        <w:t>生</w:t>
+        <w:t>指导教师</w:t>
       </w:r>
       <w:r>
         <w:rPr>
@@ -363,7 +478,7 @@
           <w:sz w:val="32"/>
           <w:u w:val="single"/>
         </w:rPr>
-        <w:t>郑彦文</w:t>
+        <w:t>陈源龙</w:t>
       </w:r>
       <w:r>
         <w:rPr>
@@ -372,70 +487,6 @@
           <w:u w:val="single"/>
         </w:rPr>
         <w:t xml:space="preserve">            </w:t>
-      </w:r>
-    </w:p>
-    <w:p>
-      <w:pPr>
-        <w:spacing w:beforeLines="80" w:before="249" w:after="60" w:line="360" w:lineRule="auto"/>
-        <w:ind w:right="-9" w:firstLineChars="686" w:firstLine="2204"/>
-        <w:rPr>
-          <w:b/>
-          <w:sz w:val="32"/>
-          <w:u w:val="single"/>
-        </w:rPr>
-      </w:pPr>
-      <w:r>
-        <w:rPr>
-          <w:b/>
-          <w:sz w:val="32"/>
-        </w:rPr>
-        <w:t>学</w:t>
-      </w:r>
-      <w:r>
-        <w:rPr>
-          <w:b/>
-          <w:sz w:val="32"/>
-        </w:rPr>
-        <w:t xml:space="preserve">    </w:t>
-      </w:r>
-      <w:r>
-        <w:rPr>
-          <w:b/>
-          <w:sz w:val="32"/>
-        </w:rPr>
-        <w:t>号</w:t>
-      </w:r>
-      <w:r>
-        <w:rPr>
-          <w:b/>
-          <w:sz w:val="32"/>
-        </w:rPr>
-        <w:t xml:space="preserve"> </w:t>
-      </w:r>
-      <w:r>
-        <w:rPr>
-          <w:b/>
-          <w:sz w:val="32"/>
-          <w:u w:val="single"/>
-        </w:rPr>
-        <w:t xml:space="preserve">     </w:t>
-      </w:r>
-      <w:r>
-        <w:rPr>
-          <w:rFonts w:hint="eastAsia"/>
-          <w:b/>
-          <w:sz w:val="32"/>
-          <w:u w:val="single"/>
-        </w:rPr>
-        <w:t>2022112879</w:t>
-      </w:r>
-      <w:r>
-        <w:rPr>
-          <w:b/>
-          <w:sz w:val="32"/>
-          <w:u w:val="single"/>
-        </w:rPr>
-        <w:t xml:space="preserve">         </w:t>
       </w:r>
     </w:p>
     <w:p>
@@ -443,57 +494,6 @@
         <w:spacing w:beforeLines="80" w:before="249" w:after="60" w:line="360" w:lineRule="auto"/>
         <w:ind w:firstLineChars="686" w:firstLine="2204"/>
         <w:rPr>
-          <w:b/>
-          <w:sz w:val="32"/>
-          <w:u w:val="single"/>
-        </w:rPr>
-      </w:pPr>
-      <w:r>
-        <w:rPr>
-          <w:b/>
-          <w:sz w:val="32"/>
-        </w:rPr>
-        <w:t>指导教师</w:t>
-      </w:r>
-      <w:r>
-        <w:rPr>
-          <w:b/>
-          <w:sz w:val="32"/>
-        </w:rPr>
-        <w:t xml:space="preserve"> </w:t>
-      </w:r>
-      <w:r>
-        <w:rPr>
-          <w:b/>
-          <w:sz w:val="32"/>
-          <w:u w:val="single"/>
-        </w:rPr>
-        <w:t xml:space="preserve">        </w:t>
-      </w:r>
-      <w:r>
-        <w:rPr>
-          <w:rFonts w:hint="eastAsia"/>
-          <w:b/>
-          <w:sz w:val="32"/>
-          <w:u w:val="single"/>
-        </w:rPr>
-        <w:t>陈源龙</w:t>
-      </w:r>
-      <w:r>
-        <w:rPr>
-          <w:b/>
-          <w:sz w:val="32"/>
-          <w:u w:val="single"/>
-        </w:rPr>
-        <w:t xml:space="preserve">            </w:t>
-      </w:r>
-    </w:p>
-    <w:p>
-      <w:pPr>
-        <w:spacing w:beforeLines="80" w:before="249" w:after="60" w:line="360" w:lineRule="auto"/>
-        <w:ind w:firstLineChars="686" w:firstLine="2204"/>
-        <w:rPr>
-          <w:rFonts w:hint="eastAsia"/>
           <w:b/>
           <w:sz w:val="32"/>
           <w:u w:val="single"/>

--- a/docs/middle-term/中期报告.docx
+++ b/docs/middle-term/中期报告.docx
@@ -572,12 +572,11 @@
       </w:r>
       <w:r>
         <w:rPr>
-          <w:rFonts w:hint="eastAsia"/>
-          <w:b/>
-          <w:sz w:val="32"/>
-          <w:u w:val="single"/>
-        </w:rPr>
-        <w:t>13</w:t>
+          <w:b/>
+          <w:sz w:val="32"/>
+          <w:u w:val="single"/>
+        </w:rPr>
+        <w:t>20</w:t>
       </w:r>
       <w:r>
         <w:rPr>
